--- a/fixtures/generated/c04__two-column.docx
+++ b/fixtures/generated/c04__two-column.docx
@@ -79,6 +79,11 @@
           <w:p>
             <w:r>
               <w:t>Didsbury</w:t>
+            </w:r>
+          </w:p>
+          <w:p>
+            <w:r>
+              <w:t>Manchester</w:t>
             </w:r>
           </w:p>
           <w:p>
